--- a/docs/03_บทคัดย่อ.docx
+++ b/docs/03_บทคัดย่อ.docx
@@ -14,7 +14,7 @@
         </w:tabs>
         <w:jc w:val="thaiDistribute"/>
         <w:rPr>
-          <w:rFonts w:ascii="TH SarabunPSK" w:hAnsi="TH SarabunPSK" w:cs="TH SarabunPSK" w:hint="cs"/>
+          <w:rFonts w:ascii="TH SarabunPSK" w:hAnsi="TH SarabunPSK" w:cs="TH SarabunPSK"/>
         </w:rPr>
       </w:pPr>
       <w:r>
@@ -49,39 +49,21 @@
           <w:spacing w:val="-12"/>
           <w:cs/>
         </w:rPr>
-        <w:t>ระบบจัดการค่าใช้จ่ายร่วมกันและการชำระเงินผ่านพร้อมเพ</w:t>
-      </w:r>
-      <w:proofErr w:type="spellStart"/>
+        <w:t xml:space="preserve">ระบบจัดการค่าใช้จ่ายร่วมกันและการชำระเงินผ่านพร้อมเพย์ ด้วยเทคโนโลยี </w:t>
+      </w:r>
       <w:r>
         <w:rPr>
           <w:rFonts w:ascii="TH SarabunPSK" w:hAnsi="TH SarabunPSK" w:cs="TH SarabunPSK"/>
           <w:spacing w:val="-12"/>
-          <w:cs/>
-        </w:rPr>
-        <w:t>ย์</w:t>
-      </w:r>
-      <w:proofErr w:type="spellEnd"/>
+        </w:rPr>
+        <w:t>OCR</w:t>
+      </w:r>
       <w:r>
         <w:rPr>
           <w:rFonts w:ascii="TH SarabunPSK" w:hAnsi="TH SarabunPSK" w:cs="TH SarabunPSK"/>
           <w:spacing w:val="-12"/>
           <w:cs/>
         </w:rPr>
-        <w:t xml:space="preserve"> ด้วยเทคโนโลยี </w:t>
-      </w:r>
-      <w:r>
-        <w:rPr>
-          <w:rFonts w:ascii="TH SarabunPSK" w:hAnsi="TH SarabunPSK" w:cs="TH SarabunPSK"/>
-          <w:spacing w:val="-12"/>
-        </w:rPr>
-        <w:t>OCR</w:t>
-      </w:r>
-      <w:r>
-        <w:rPr>
-          <w:rFonts w:ascii="TH SarabunPSK" w:hAnsi="TH SarabunPSK" w:cs="TH SarabunPSK"/>
-          <w:spacing w:val="-12"/>
-          <w:cs/>
-        </w:rPr>
         <w:br/>
       </w:r>
       <w:r>
@@ -123,17 +105,8 @@
           <w:rFonts w:ascii="TH SarabunPSK" w:hAnsi="TH SarabunPSK" w:cs="TH SarabunPSK" w:hint="cs"/>
           <w:cs/>
         </w:rPr>
-        <w:t>ยธนพล พ่ออามา</w:t>
-      </w:r>
-      <w:proofErr w:type="spellStart"/>
-      <w:r>
-        <w:rPr>
-          <w:rFonts w:ascii="TH SarabunPSK" w:hAnsi="TH SarabunPSK" w:cs="TH SarabunPSK" w:hint="cs"/>
-          <w:cs/>
-        </w:rPr>
-        <w:t>ตย์</w:t>
-      </w:r>
-      <w:proofErr w:type="spellEnd"/>
+        <w:t>ยธนพล พ่ออามาตย์</w:t>
+      </w:r>
     </w:p>
     <w:p>
       <w:pPr>
@@ -678,51 +651,123 @@
           <w:spacing w:val="-4"/>
           <w:cs/>
         </w:rPr>
-        <w:t>ระบบจัดการค่าใช้จ่ายร่วมกันและการชำระเงินผ่านพร้อมเพ</w:t>
-      </w:r>
-      <w:proofErr w:type="spellStart"/>
+        <w:t xml:space="preserve">ระบบจัดการค่าใช้จ่ายร่วมกันและการชำระเงินผ่านพร้อมเพย์ ด้วยเทคโนโลยี </w:t>
+      </w:r>
       <w:r>
         <w:rPr>
           <w:rFonts w:ascii="TH SarabunPSK" w:hAnsi="TH SarabunPSK" w:cs="TH SarabunPSK"/>
           <w:spacing w:val="-4"/>
-          <w:cs/>
-        </w:rPr>
-        <w:t>ย์</w:t>
-      </w:r>
-      <w:proofErr w:type="spellEnd"/>
+        </w:rPr>
+        <w:t>OCR</w:t>
+      </w:r>
+      <w:r>
+        <w:rPr>
+          <w:rFonts w:ascii="TH SarabunPSK" w:hAnsi="TH SarabunPSK" w:cs="TH SarabunPSK" w:hint="cs"/>
+          <w:cs/>
+        </w:rPr>
+        <w:t xml:space="preserve"> </w:t>
+      </w:r>
+      <w:r>
+        <w:rPr>
+          <w:rFonts w:ascii="TH SarabunPSK" w:hAnsi="TH SarabunPSK" w:cs="TH SarabunPSK"/>
+          <w:cs/>
+        </w:rPr>
+        <w:t>โดยมีวัตถุประสงค์</w:t>
+      </w:r>
+      <w:r>
+        <w:rPr>
+          <w:rFonts w:ascii="TH SarabunPSK" w:hAnsi="TH SarabunPSK" w:cs="TH SarabunPSK" w:hint="cs"/>
+          <w:cs/>
+        </w:rPr>
+        <w:t xml:space="preserve"> </w:t>
+      </w:r>
       <w:r>
         <w:rPr>
           <w:rFonts w:ascii="TH SarabunPSK" w:hAnsi="TH SarabunPSK" w:cs="TH SarabunPSK"/>
           <w:spacing w:val="-4"/>
           <w:cs/>
         </w:rPr>
-        <w:t xml:space="preserve"> ด้วยเทคโนโลยี </w:t>
+        <w:t>1</w:t>
       </w:r>
       <w:r>
         <w:rPr>
           <w:rFonts w:ascii="TH SarabunPSK" w:hAnsi="TH SarabunPSK" w:cs="TH SarabunPSK"/>
           <w:spacing w:val="-4"/>
         </w:rPr>
+        <w:t>)</w:t>
+      </w:r>
+      <w:r>
+        <w:rPr>
+          <w:rFonts w:ascii="TH SarabunPSK" w:hAnsi="TH SarabunPSK" w:cs="TH SarabunPSK"/>
+          <w:spacing w:val="-4"/>
+          <w:cs/>
+        </w:rPr>
+        <w:t xml:space="preserve"> เพื่อออกแบบและพัฒนา</w:t>
+      </w:r>
+      <w:r>
+        <w:rPr>
+          <w:rFonts w:ascii="TH SarabunPSK" w:hAnsi="TH SarabunPSK" w:cs="TH SarabunPSK"/>
+          <w:spacing w:val="-4"/>
+          <w:cs/>
+        </w:rPr>
+        <w:t xml:space="preserve">ระบบจัดการค่าใช้จ่ายร่วมกันและการชำระเงินผ่านพร้อมเพย์ ด้วยเทคโนโลยี </w:t>
+      </w:r>
+      <w:r>
+        <w:rPr>
+          <w:rFonts w:ascii="TH SarabunPSK" w:hAnsi="TH SarabunPSK" w:cs="TH SarabunPSK"/>
+          <w:spacing w:val="-4"/>
+        </w:rPr>
         <w:t>OCR</w:t>
       </w:r>
       <w:r>
         <w:rPr>
-          <w:rFonts w:ascii="TH SarabunPSK" w:hAnsi="TH SarabunPSK" w:cs="TH SarabunPSK" w:hint="cs"/>
-          <w:cs/>
+          <w:rFonts w:ascii="TH SarabunPSK" w:hAnsi="TH SarabunPSK" w:cs="TH SarabunPSK"/>
+          <w:spacing w:val="-4"/>
         </w:rPr>
         <w:t xml:space="preserve"> </w:t>
       </w:r>
       <w:r>
         <w:rPr>
           <w:rFonts w:ascii="TH SarabunPSK" w:hAnsi="TH SarabunPSK" w:cs="TH SarabunPSK"/>
-          <w:cs/>
-        </w:rPr>
-        <w:t>โดยมีวัตถุประสงค์</w:t>
-      </w:r>
-      <w:r>
-        <w:rPr>
-          <w:rFonts w:ascii="TH SarabunPSK" w:hAnsi="TH SarabunPSK" w:cs="TH SarabunPSK" w:hint="cs"/>
-          <w:cs/>
+          <w:spacing w:val="-4"/>
+          <w:cs/>
+        </w:rPr>
+        <w:t>2</w:t>
+      </w:r>
+      <w:r>
+        <w:rPr>
+          <w:rFonts w:ascii="TH SarabunPSK" w:hAnsi="TH SarabunPSK" w:cs="TH SarabunPSK"/>
+          <w:spacing w:val="-4"/>
+        </w:rPr>
+        <w:t>)</w:t>
+      </w:r>
+      <w:r>
+        <w:rPr>
+          <w:rFonts w:ascii="TH SarabunPSK" w:hAnsi="TH SarabunPSK" w:cs="TH SarabunPSK"/>
+          <w:spacing w:val="-4"/>
+          <w:cs/>
+        </w:rPr>
+        <w:t xml:space="preserve"> เพื่อทดสอบและประเมินประสิทธิภาพการทำงานของ</w:t>
+      </w:r>
+      <w:r>
+        <w:rPr>
+          <w:rFonts w:ascii="TH SarabunPSK" w:hAnsi="TH SarabunPSK" w:cs="TH SarabunPSK"/>
+          <w:spacing w:val="-4"/>
+          <w:cs/>
+        </w:rPr>
+        <w:t xml:space="preserve">ระบบจัดการค่าใช้จ่ายร่วมกันและการชำระเงินผ่านพร้อมเพย์ ด้วยเทคโนโลยี </w:t>
+      </w:r>
+      <w:r>
+        <w:rPr>
+          <w:rFonts w:ascii="TH SarabunPSK" w:hAnsi="TH SarabunPSK" w:cs="TH SarabunPSK"/>
+          <w:spacing w:val="-4"/>
+        </w:rPr>
+        <w:t>OCR</w:t>
+      </w:r>
+      <w:r>
+        <w:rPr>
+          <w:rFonts w:ascii="TH SarabunPSK" w:hAnsi="TH SarabunPSK" w:cs="TH SarabunPSK"/>
+          <w:spacing w:val="-4"/>
         </w:rPr>
         <w:t xml:space="preserve"> </w:t>
       </w:r>
@@ -732,7 +777,7 @@
           <w:spacing w:val="-4"/>
           <w:cs/>
         </w:rPr>
-        <w:t>1</w:t>
+        <w:t>3</w:t>
       </w:r>
       <w:r>
         <w:rPr>
@@ -747,7 +792,7 @@
           <w:spacing w:val="-4"/>
           <w:cs/>
         </w:rPr>
-        <w:t xml:space="preserve"> เพื่อออกแบบและพัฒนา</w:t>
+        <w:t xml:space="preserve"> เพื่อศึกษาความพึงพอใจของผู้ใช้ที่มีต่อ</w:t>
       </w:r>
       <w:r>
         <w:rPr>
@@ -755,151 +800,7 @@
           <w:spacing w:val="-4"/>
           <w:cs/>
         </w:rPr>
-        <w:t>ระบบจัดการค่าใช้จ่ายร่วมกันและการชำระเงินผ่านพร้อมเพ</w:t>
-      </w:r>
-      <w:proofErr w:type="spellStart"/>
-      <w:r>
-        <w:rPr>
-          <w:rFonts w:ascii="TH SarabunPSK" w:hAnsi="TH SarabunPSK" w:cs="TH SarabunPSK"/>
-          <w:spacing w:val="-4"/>
-          <w:cs/>
-        </w:rPr>
-        <w:t>ย์</w:t>
-      </w:r>
-      <w:proofErr w:type="spellEnd"/>
-      <w:r>
-        <w:rPr>
-          <w:rFonts w:ascii="TH SarabunPSK" w:hAnsi="TH SarabunPSK" w:cs="TH SarabunPSK"/>
-          <w:spacing w:val="-4"/>
-          <w:cs/>
-        </w:rPr>
-        <w:t xml:space="preserve"> ด้วยเทคโนโลยี </w:t>
-      </w:r>
-      <w:r>
-        <w:rPr>
-          <w:rFonts w:ascii="TH SarabunPSK" w:hAnsi="TH SarabunPSK" w:cs="TH SarabunPSK"/>
-          <w:spacing w:val="-4"/>
-        </w:rPr>
-        <w:t>OCR</w:t>
-      </w:r>
-      <w:r>
-        <w:rPr>
-          <w:rFonts w:ascii="TH SarabunPSK" w:hAnsi="TH SarabunPSK" w:cs="TH SarabunPSK"/>
-          <w:spacing w:val="-4"/>
-        </w:rPr>
-        <w:t xml:space="preserve"> </w:t>
-      </w:r>
-      <w:r>
-        <w:rPr>
-          <w:rFonts w:ascii="TH SarabunPSK" w:hAnsi="TH SarabunPSK" w:cs="TH SarabunPSK"/>
-          <w:spacing w:val="-4"/>
-          <w:cs/>
-        </w:rPr>
-        <w:t>2</w:t>
-      </w:r>
-      <w:r>
-        <w:rPr>
-          <w:rFonts w:ascii="TH SarabunPSK" w:hAnsi="TH SarabunPSK" w:cs="TH SarabunPSK"/>
-          <w:spacing w:val="-4"/>
-        </w:rPr>
-        <w:t>)</w:t>
-      </w:r>
-      <w:r>
-        <w:rPr>
-          <w:rFonts w:ascii="TH SarabunPSK" w:hAnsi="TH SarabunPSK" w:cs="TH SarabunPSK"/>
-          <w:spacing w:val="-4"/>
-          <w:cs/>
-        </w:rPr>
-        <w:t xml:space="preserve"> เพื่อทดสอบและประเมินประสิทธิภาพการทำงานของ</w:t>
-      </w:r>
-      <w:r>
-        <w:rPr>
-          <w:rFonts w:ascii="TH SarabunPSK" w:hAnsi="TH SarabunPSK" w:cs="TH SarabunPSK"/>
-          <w:spacing w:val="-4"/>
-          <w:cs/>
-        </w:rPr>
-        <w:t>ระบบจัดการค่าใช้จ่ายร่วมกันและการชำระเงินผ่านพร้อมเพ</w:t>
-      </w:r>
-      <w:proofErr w:type="spellStart"/>
-      <w:r>
-        <w:rPr>
-          <w:rFonts w:ascii="TH SarabunPSK" w:hAnsi="TH SarabunPSK" w:cs="TH SarabunPSK"/>
-          <w:spacing w:val="-4"/>
-          <w:cs/>
-        </w:rPr>
-        <w:t>ย์</w:t>
-      </w:r>
-      <w:proofErr w:type="spellEnd"/>
-      <w:r>
-        <w:rPr>
-          <w:rFonts w:ascii="TH SarabunPSK" w:hAnsi="TH SarabunPSK" w:cs="TH SarabunPSK"/>
-          <w:spacing w:val="-4"/>
-          <w:cs/>
-        </w:rPr>
-        <w:t xml:space="preserve"> ด้วยเทคโนโลยี </w:t>
-      </w:r>
-      <w:r>
-        <w:rPr>
-          <w:rFonts w:ascii="TH SarabunPSK" w:hAnsi="TH SarabunPSK" w:cs="TH SarabunPSK"/>
-          <w:spacing w:val="-4"/>
-        </w:rPr>
-        <w:t>OCR</w:t>
-      </w:r>
-      <w:r>
-        <w:rPr>
-          <w:rFonts w:ascii="TH SarabunPSK" w:hAnsi="TH SarabunPSK" w:cs="TH SarabunPSK"/>
-          <w:spacing w:val="-4"/>
-        </w:rPr>
-        <w:t xml:space="preserve"> </w:t>
-      </w:r>
-      <w:r>
-        <w:rPr>
-          <w:rFonts w:ascii="TH SarabunPSK" w:hAnsi="TH SarabunPSK" w:cs="TH SarabunPSK"/>
-          <w:spacing w:val="-4"/>
-          <w:cs/>
-        </w:rPr>
-        <w:t>3</w:t>
-      </w:r>
-      <w:r>
-        <w:rPr>
-          <w:rFonts w:ascii="TH SarabunPSK" w:hAnsi="TH SarabunPSK" w:cs="TH SarabunPSK"/>
-          <w:spacing w:val="-4"/>
-        </w:rPr>
-        <w:t>)</w:t>
-      </w:r>
-      <w:r>
-        <w:rPr>
-          <w:rFonts w:ascii="TH SarabunPSK" w:hAnsi="TH SarabunPSK" w:cs="TH SarabunPSK"/>
-          <w:spacing w:val="-4"/>
-          <w:cs/>
-        </w:rPr>
-        <w:t xml:space="preserve"> เพื่อศึกษาความพึงพอใจของผู้ใช้ที่มีต่อ</w:t>
-      </w:r>
-      <w:r>
-        <w:rPr>
-          <w:rFonts w:ascii="TH SarabunPSK" w:hAnsi="TH SarabunPSK" w:cs="TH SarabunPSK"/>
-          <w:spacing w:val="-4"/>
-          <w:cs/>
-        </w:rPr>
-        <w:t>ระบบจัดการค่าใช้จ่ายร่วมกันและการชำระเงินผ่านพร้อมเพ</w:t>
-      </w:r>
-      <w:proofErr w:type="spellStart"/>
-      <w:r>
-        <w:rPr>
-          <w:rFonts w:ascii="TH SarabunPSK" w:hAnsi="TH SarabunPSK" w:cs="TH SarabunPSK"/>
-          <w:spacing w:val="-4"/>
-          <w:cs/>
-        </w:rPr>
-        <w:t>ย์</w:t>
-      </w:r>
-      <w:proofErr w:type="spellEnd"/>
-      <w:r>
-        <w:rPr>
-          <w:rFonts w:ascii="TH SarabunPSK" w:hAnsi="TH SarabunPSK" w:cs="TH SarabunPSK"/>
-          <w:spacing w:val="-4"/>
-          <w:cs/>
-        </w:rPr>
-        <w:t xml:space="preserve"> ด้วยเทคโนโลยี </w:t>
+        <w:t xml:space="preserve">ระบบจัดการค่าใช้จ่ายร่วมกันและการชำระเงินผ่านพร้อมเพย์ ด้วยเทคโนโลยี </w:t>
       </w:r>
       <w:r>
         <w:rPr>
@@ -973,30 +874,12 @@
           <w:spacing w:val="-4"/>
           <w:cs/>
         </w:rPr>
-        <w:t>ระบบจัดการค่าใช้จ่ายร่วมกันและการชำระเงินผ่านพร้อมเพ</w:t>
-      </w:r>
-      <w:proofErr w:type="spellStart"/>
+        <w:t xml:space="preserve">ระบบจัดการค่าใช้จ่ายร่วมกันและการชำระเงินผ่านพร้อมเพย์ ด้วยเทคโนโลยี </w:t>
+      </w:r>
       <w:r>
         <w:rPr>
           <w:rFonts w:ascii="TH SarabunPSK" w:hAnsi="TH SarabunPSK" w:cs="TH SarabunPSK"/>
           <w:spacing w:val="-4"/>
-          <w:cs/>
-        </w:rPr>
-        <w:t>ย์</w:t>
-      </w:r>
-      <w:proofErr w:type="spellEnd"/>
-      <w:r>
-        <w:rPr>
-          <w:rFonts w:ascii="TH SarabunPSK" w:hAnsi="TH SarabunPSK" w:cs="TH SarabunPSK"/>
-          <w:spacing w:val="-4"/>
-          <w:cs/>
-        </w:rPr>
-        <w:t xml:space="preserve"> ด้วยเทคโนโลยี </w:t>
-      </w:r>
-      <w:r>
-        <w:rPr>
-          <w:rFonts w:ascii="TH SarabunPSK" w:hAnsi="TH SarabunPSK" w:cs="TH SarabunPSK"/>
-          <w:spacing w:val="-4"/>
         </w:rPr>
         <w:t>OCR</w:t>
       </w:r>
@@ -1088,20 +971,6 @@
         </w:rPr>
         <w:t xml:space="preserve"> </w:t>
       </w:r>
-    </w:p>
-    <w:p>
-      <w:pPr>
-        <w:pStyle w:val="Thesis-Style"/>
-        <w:tabs>
-          <w:tab w:val="left" w:pos="1701"/>
-          <w:tab w:val="left" w:pos="2268"/>
-          <w:tab w:val="left" w:pos="4678"/>
-        </w:tabs>
-        <w:jc w:val="thaiDistribute"/>
-        <w:rPr>
-          <w:rFonts w:ascii="TH SarabunPSK" w:hAnsi="TH SarabunPSK" w:cs="TH SarabunPSK"/>
-        </w:rPr>
-      </w:pPr>
       <w:r>
         <w:rPr>
           <w:rFonts w:ascii="TH SarabunPSK" w:hAnsi="TH SarabunPSK" w:cs="TH SarabunPSK" w:hint="cs"/>
@@ -1153,7 +1022,7 @@
             <v:path o:extrusionok="f" gradientshapeok="t" o:connecttype="rect"/>
             <o:lock v:ext="edit" aspectratio="t"/>
           </v:shapetype>
-          <v:shape id="_x0000_i1025" type="#_x0000_t75" style="width:9.5pt;height:22.5pt" equationxml="&lt;">
+          <v:shape id="_x0000_i1051" type="#_x0000_t75" style="width:9.2pt;height:22.45pt" equationxml="&lt;">
             <v:imagedata r:id="rId8" o:title="" chromakey="white"/>
           </v:shape>
         </w:pict>
@@ -1177,7 +1046,7 @@
           <w:position w:val="-14"/>
         </w:rPr>
         <w:pict w14:anchorId="24A5BA64">
-          <v:shape id="_x0000_i1026" type="#_x0000_t75" style="width:9.5pt;height:22.5pt" equationxml="&lt;">
+          <v:shape id="_x0000_i1052" type="#_x0000_t75" style="width:9.2pt;height:22.45pt" equationxml="&lt;">
             <v:imagedata r:id="rId8" o:title="" chromakey="white"/>
           </v:shape>
         </w:pict>
@@ -1329,7 +1198,7 @@
           <w:position w:val="-14"/>
         </w:rPr>
         <w:pict w14:anchorId="6FD9ED24">
-          <v:shape id="_x0000_i1027" type="#_x0000_t75" style="width:7.5pt;height:22.5pt" equationxml="&lt;">
+          <v:shape id="_x0000_i1053" type="#_x0000_t75" style="width:7.5pt;height:22.45pt" equationxml="&lt;">
             <v:imagedata r:id="rId8" o:title="" chromakey="white"/>
           </v:shape>
         </w:pict>
@@ -1356,7 +1225,7 @@
           <w:position w:val="-14"/>
         </w:rPr>
         <w:pict w14:anchorId="166B63E9">
-          <v:shape id="_x0000_i1028" type="#_x0000_t75" style="width:7.5pt;height:22.5pt" equationxml="&lt;">
+          <v:shape id="_x0000_i1054" type="#_x0000_t75" style="width:7.5pt;height:22.45pt" equationxml="&lt;">
             <v:imagedata r:id="rId8" o:title="" chromakey="white"/>
           </v:shape>
         </w:pict>
@@ -1495,7 +1364,7 @@
           <w:position w:val="-14"/>
         </w:rPr>
         <w:pict w14:anchorId="30E48F6D">
-          <v:shape id="_x0000_i1029" type="#_x0000_t75" style="width:7.5pt;height:22.5pt" equationxml="&lt;">
+          <v:shape id="_x0000_i1055" type="#_x0000_t75" style="width:7.5pt;height:22.45pt" equationxml="&lt;">
             <v:imagedata r:id="rId8" o:title="" chromakey="white"/>
           </v:shape>
         </w:pict>
@@ -1522,7 +1391,7 @@
           <w:position w:val="-14"/>
         </w:rPr>
         <w:pict w14:anchorId="4B5F21C3">
-          <v:shape id="_x0000_i1030" type="#_x0000_t75" style="width:7.5pt;height:22.5pt" equationxml="&lt;">
+          <v:shape id="_x0000_i1056" type="#_x0000_t75" style="width:7.5pt;height:22.45pt" equationxml="&lt;">
             <v:imagedata r:id="rId8" o:title="" chromakey="white"/>
           </v:shape>
         </w:pict>
@@ -1642,39 +1511,21 @@
           <w:spacing w:val="-4"/>
           <w:cs/>
         </w:rPr>
-        <w:t>ระบบจัดการค่าใช้จ่ายร่วมกันและการชำระเงินผ่านพร้อมเพ</w:t>
-      </w:r>
-      <w:proofErr w:type="spellStart"/>
+        <w:t xml:space="preserve">ระบบจัดการค่าใช้จ่ายร่วมกันและการชำระเงินผ่านพร้อมเพย์ ด้วยเทคโนโลยี </w:t>
+      </w:r>
       <w:r>
         <w:rPr>
           <w:rFonts w:ascii="TH SarabunPSK" w:hAnsi="TH SarabunPSK" w:cs="TH SarabunPSK"/>
           <w:spacing w:val="-4"/>
-          <w:cs/>
-        </w:rPr>
-        <w:t>ย์</w:t>
-      </w:r>
-      <w:proofErr w:type="spellEnd"/>
-      <w:r>
-        <w:rPr>
-          <w:rFonts w:ascii="TH SarabunPSK" w:hAnsi="TH SarabunPSK" w:cs="TH SarabunPSK"/>
+        </w:rPr>
+        <w:t>OCR</w:t>
+      </w:r>
+      <w:r>
+        <w:rPr>
+          <w:rFonts w:ascii="TH SarabunPSK" w:hAnsi="TH SarabunPSK" w:cs="TH SarabunPSK" w:hint="cs"/>
           <w:spacing w:val="-4"/>
           <w:cs/>
         </w:rPr>
-        <w:t xml:space="preserve"> ด้วยเทคโนโลยี </w:t>
-      </w:r>
-      <w:r>
-        <w:rPr>
-          <w:rFonts w:ascii="TH SarabunPSK" w:hAnsi="TH SarabunPSK" w:cs="TH SarabunPSK"/>
-          <w:spacing w:val="-4"/>
-        </w:rPr>
-        <w:t>OCR</w:t>
-      </w:r>
-      <w:r>
-        <w:rPr>
-          <w:rFonts w:ascii="TH SarabunPSK" w:hAnsi="TH SarabunPSK" w:cs="TH SarabunPSK" w:hint="cs"/>
-          <w:spacing w:val="-4"/>
-          <w:cs/>
-        </w:rPr>
         <w:t xml:space="preserve"> </w:t>
       </w:r>
       <w:r>
@@ -1734,7 +1585,7 @@
           <w:position w:val="-14"/>
         </w:rPr>
         <w:pict w14:anchorId="17BE511F">
-          <v:shape id="_x0000_i1031" type="#_x0000_t75" style="width:9.5pt;height:22.5pt" equationxml="&lt;">
+          <v:shape id="_x0000_i1031" type="#_x0000_t75" style="width:9.2pt;height:22.45pt" equationxml="&lt;">
             <v:imagedata r:id="rId8" o:title="" chromakey="white"/>
           </v:shape>
         </w:pict>
@@ -1758,7 +1609,7 @@
           <w:position w:val="-14"/>
         </w:rPr>
         <w:pict w14:anchorId="7B3AC968">
-          <v:shape id="_x0000_i1032" type="#_x0000_t75" style="width:9.5pt;height:22.5pt" equationxml="&lt;">
+          <v:shape id="_x0000_i1032" type="#_x0000_t75" style="width:9.2pt;height:22.45pt" equationxml="&lt;">
             <v:imagedata r:id="rId8" o:title="" chromakey="white"/>
           </v:shape>
         </w:pict>
